--- a/队友使用指南_1.6.docx
+++ b/队友使用指南_1.6.docx
@@ -11,7 +11,7 @@
         <w:rPr>
           <w:color w:val="000000"/>
         </w:rPr>
-        <w:t>EzQuote 使用指南</w:t>
+        <w:t>EzQuote User Guide</w:t>
       </w:r>
     </w:p>
     <w:p>
@@ -23,7 +23,7 @@
         <w:rPr>
           <w:color w:val="000000"/>
         </w:rPr>
-        <w:t>Windows 队友试用 无 API</w:t>
+        <w:t>Windows Team Trial — No API Required</w:t>
       </w:r>
     </w:p>
     <w:p>
@@ -32,7 +32,7 @@
         <w:snapToGrid w:val="0"/>
       </w:pPr>
       <w:r>
-        <w:t>本指南适用 1.6.1：深绿侧栏与薄荷绿报价卡。员工核对后提交，老板批准后准备 PDF 和回复；窄屏自动使用顶部导航，操作流程保持四步。</w:t>
+        <w:t>For version 1.6.1, with a dark green sidebar and mint green quotation cards. Staff review and submit; the owner approves before PDF and reply preparation. Narrow screens use top navigation. The workflow still has four steps.</w:t>
       </w:r>
     </w:p>
     <w:p>
@@ -44,7 +44,7 @@
         <w:rPr>
           <w:color w:val="000000"/>
         </w:rPr>
-        <w:t>一 更新和启动</w:t>
+        <w:t>1. Update and Start</w:t>
       </w:r>
     </w:p>
     <w:p>
@@ -54,7 +54,7 @@
         <w:snapToGrid w:val="0"/>
       </w:pPr>
       <w:r>
-        <w:t>1. 旧用户先 Ctrl+C 停服务并备份项目。把新版文件复制到原项目并替换，保留 data 和 .venv。新用户完整解压新包。</w:t>
+        <w:t>1. Existing users: stop the service with Ctrl+C and back up the project. Copy the new files into the existing project and replace them, keeping data and .venv. New users: extract the entire package.</w:t>
       </w:r>
     </w:p>
     <w:p>
@@ -67,11 +67,11 @@
         <w:rPr>
           <w:b/>
         </w:rPr>
-        <w:t>2. 需要 Python 3.10+，推荐 3.12。在 run.py 所在文件夹地址栏输入 cmd，运行 python run.py，保持窗口打开。</w:t>
+        <w:t>2. Requires Python 3.10+; 3.12 is recommended. In the folder containing run.py, type cmd in the address bar, run python run.py and keep the window open.</w:t>
       </w:r>
       <w:r/>
       <w:r>
-        <w:t xml:space="preserve"> 若提示端口占用，先关旧服务再启动。</w:t>
+        <w:t xml:space="preserve"> If the port is in use, close the old service before starting again.</w:t>
       </w:r>
     </w:p>
     <w:p>
@@ -84,7 +84,7 @@
         <w:rPr>
           <w:b/>
         </w:rPr>
-        <w:t>3. 打开 http://127.0.0.1:8765/。旧用户用原账号；新用户设置店名及不同的老板、员工密码。账号为 boss、staff。</w:t>
+        <w:t>3. Open http://127.0.0.1:8765/. Existing users keep their accounts. New users set the shop name and different owner and staff passwords. Usernames are boss and staff.</w:t>
       </w:r>
       <w:r/>
     </w:p>
@@ -95,7 +95,7 @@
         <w:snapToGrid w:val="0"/>
       </w:pPr>
       <w:r>
-        <w:t>4. Chrome 打开 chrome://extensions，加载或重新加载当前 extension 文件夹，确认 1.6.1，再刷新 WhatsApp 网页和工作台。</w:t>
+        <w:t>4. In Chrome, open chrome://extensions. Load or reload the current extension folder, confirm version 1.6.1, then refresh WhatsApp Web and the workspace.</w:t>
       </w:r>
     </w:p>
     <w:p>
@@ -107,7 +107,7 @@
         <w:rPr>
           <w:color w:val="000000"/>
         </w:rPr>
-        <w:t>二 导入新版经营数据</w:t>
+        <w:t>2. Import Business Data</w:t>
       </w:r>
     </w:p>
     <w:p>
@@ -117,7 +117,7 @@
         <w:snapToGrid w:val="0"/>
       </w:pPr>
       <w:r>
-        <w:t>1. boss 进入“设置 → 经营数据”，检查并确认导入 samples/business_demo.xlsx。已有完整经营数据可跳过，不必再导入 products.xlsx。</w:t>
+        <w:t>1. As boss, open Settings → Business Data, check samples/business_demo.xlsx and confirm the import. Skip this if complete business data is already present; do not also import products.xlsx.</w:t>
       </w:r>
     </w:p>
     <w:p>
@@ -127,7 +127,7 @@
         <w:snapToGrid w:val="0"/>
       </w:pPr>
       <w:r>
-        <w:t>2. 表含商品、库存、历史、配送和规则。真实 AI 和手机自动通知保持关闭，本次无需 key 或充值。</w:t>
+        <w:t>2. The workbook contains products, inventory, history, delivery and rules. Leave live AI and automatic phone notifications off. No API key or paid credit is required for this trial.</w:t>
       </w:r>
     </w:p>
     <w:p>
@@ -139,7 +139,7 @@
         <w:rPr>
           <w:color w:val="000000"/>
         </w:rPr>
-        <w:t>三 跑通一笔报价</w:t>
+        <w:t>3. Complete a Quotation</w:t>
       </w:r>
     </w:p>
     <w:p>
@@ -149,7 +149,7 @@
         <w:snapToGrid w:val="0"/>
       </w:pPr>
       <w:r>
-        <w:t>1. WhatsApp 侧栏用 staff 登录，另一个完整工作台用 boss 登录。员工首页点“新建报价”，或从消息带入询价。</w:t>
+        <w:t>1. Sign in as staff in the WhatsApp sidebar and as boss in a separate full workspace. Select New Quotation on the staff home page, or capture an inquiry from a message.</w:t>
       </w:r>
     </w:p>
     <w:p>
@@ -159,7 +159,7 @@
         <w:snapToGrid w:val="0"/>
       </w:pPr>
       <w:r>
-        <w:t>2. 展开示例，点“完整流程样例”，再整理需求。每种商品建议分行，每次最多 40 条商品明细。样例推荐 20 袋 Brand A 快凝水泥，50kg、库存 85、单价 RM23，送到 Shah Alam。</w:t>
+        <w:t>2. Expand the examples, select the complete workflow example, then organize the requirements. Use a separate line for each product, with at most 40 product lines per inquiry. The example recommends 20 bags of Brand A fast-setting cement, 50kg, stock 85, RM23 each, delivered to Shah Alam.</w:t>
       </w:r>
     </w:p>
     <w:p>
@@ -169,7 +169,7 @@
         <w:snapToGrid w:val="0"/>
       </w:pPr>
       <w:r>
-        <w:t>3. 商品页核对规格、数量和配送，点“确认商品，查看报价”。若提示需求差异，按下一页说明处理；通过后勾选来源确认，提交老板。</w:t>
+        <w:t>3. Check specification, quantity and delivery on the product page, then confirm products to view the quotation. Resolve requirement differences as described on the next page. After review passes, confirm the source and submit to the owner.</w:t>
       </w:r>
     </w:p>
     <w:p>
@@ -179,7 +179,7 @@
         <w:snapToGrid w:val="0"/>
       </w:pPr>
       <w:r>
-        <w:t>4. 老板打开报价，先核对人工更正和原因，再批准。要改价时展开“调整折扣和运费”；后台检查最高折扣及最低预估毛利。</w:t>
+        <w:t>4. The owner opens the quotation, reviews manual corrections and reasons, then approves. Expand Adjust Discount and Freight to change the price. The backend checks the maximum discount and minimum estimated gross margin.</w:t>
       </w:r>
     </w:p>
     <w:p>
@@ -189,7 +189,7 @@
         <w:snapToGrid w:val="0"/>
       </w:pPr>
       <w:r>
-        <w:t>5. 员工下载 PDF、Excel，选回复语言。回填聊天后核对并手动发送，PDF 单独附加；待跟进列表可找回已批准报价。</w:t>
+        <w:t>5. Staff download the PDF and Excel and select a reply language. Check the reply after inserting it into the chat, then send it manually; attach the PDF separately. Approved quotations remain available in Follow Up.</w:t>
       </w:r>
     </w:p>
     <w:p>
@@ -202,7 +202,7 @@
         <w:rPr>
           <w:color w:val="000000"/>
         </w:rPr>
-        <w:t>核对提示与演示结果</w:t>
+        <w:t>Review Prompts and Demo Results</w:t>
       </w:r>
     </w:p>
     <w:p>
@@ -214,7 +214,7 @@
         <w:rPr>
           <w:color w:val="000000"/>
         </w:rPr>
-        <w:t>先核对原文与商品 再查看建议和记录结果</w:t>
+        <w:t>Check the original inquiry and products first; then view suggestions and record the result.</w:t>
       </w:r>
     </w:p>
     <w:p>
@@ -226,7 +226,7 @@
         <w:rPr>
           <w:color w:val="000000"/>
         </w:rPr>
-        <w:t>四 处理新增核对提示</w:t>
+        <w:t>4. Resolve Review Prompts</w:t>
       </w:r>
     </w:p>
     <w:p>
@@ -235,7 +235,7 @@
         <w:snapToGrid w:val="0"/>
       </w:pPr>
       <w:r>
-        <w:t>数量、商品或配送有变更，按提示填原因再核对。20／30、异常文字数量或未理解内容，要问清后分行改写。提示内容过多时分批提交；库存不足不能跳过。</w:t>
+        <w:t>If quantity, product or delivery changes, enter a reason and review again. Clarify quantities such as 20／30, unusual number words or unrecognized content, then rewrite on separate lines. Split oversized inquiries into batches. Insufficient stock cannot be bypassed.</w:t>
       </w:r>
     </w:p>
     <w:p>
@@ -247,7 +247,7 @@
         <w:rPr>
           <w:b w:val="0"/>
         </w:rPr>
-        <w:t>未知商品须补充商品和数量。客户取消时，删行后选择“客户已取消这项商品”并填原因。旧未批准单需重新核对并保存新版本，已批准记录保留。</w:t>
+        <w:t>For unknown products, supply the product and quantity. If the customer cancels an item, remove the line, select Customer Cancelled This Item and enter a reason. Existing unapproved quotations need a new review and saved revision; approved records are retained.</w:t>
       </w:r>
     </w:p>
     <w:tbl>
@@ -293,7 +293,7 @@
                 <w:color w:val="FFFFFF"/>
                 <w:sz w:val="21"/>
               </w:rPr>
-              <w:t>项目</w:t>
+              <w:t>Item</w:t>
             </w:r>
           </w:p>
         </w:tc>
@@ -320,7 +320,7 @@
                 <w:color w:val="FFFFFF"/>
                 <w:sz w:val="21"/>
               </w:rPr>
-              <w:t>初始建议</w:t>
+              <w:t>Initial Suggestion</w:t>
             </w:r>
           </w:p>
         </w:tc>
@@ -347,7 +347,7 @@
                 <w:color w:val="FFFFFF"/>
                 <w:sz w:val="21"/>
               </w:rPr>
-              <w:t>老板改价示例</w:t>
+              <w:t>Owner Edit Example</w:t>
             </w:r>
           </w:p>
         </w:tc>
@@ -375,7 +375,7 @@
                 <w:color w:val="000000"/>
                 <w:sz w:val="21"/>
               </w:rPr>
-              <w:t>商品原价</w:t>
+              <w:t>Original Product Price</w:t>
             </w:r>
           </w:p>
         </w:tc>
@@ -457,7 +457,7 @@
                 <w:color w:val="000000"/>
                 <w:sz w:val="21"/>
               </w:rPr>
-              <w:t>折扣百分比</w:t>
+              <w:t>Discount Percentage</w:t>
             </w:r>
           </w:p>
         </w:tc>
@@ -539,7 +539,7 @@
                 <w:color w:val="000000"/>
                 <w:sz w:val="21"/>
               </w:rPr>
-              <w:t>折扣金额</w:t>
+              <w:t>Discount Amount</w:t>
             </w:r>
           </w:p>
         </w:tc>
@@ -621,7 +621,7 @@
                 <w:color w:val="000000"/>
                 <w:sz w:val="21"/>
               </w:rPr>
-              <w:t>最终收取运费</w:t>
+              <w:t>Final Freight Charged</w:t>
             </w:r>
           </w:p>
         </w:tc>
@@ -703,7 +703,7 @@
                 <w:color w:val="000000"/>
                 <w:sz w:val="21"/>
               </w:rPr>
-              <w:t>最终总额</w:t>
+              <w:t>Final Total</w:t>
             </w:r>
           </w:p>
         </w:tc>
@@ -772,7 +772,7 @@
         <w:rPr>
           <w:b w:val="0"/>
         </w:rPr>
-        <w:t>首次样例：商品 RM460，基础运费 RM35，原始总额 RM495。正式总额为商品原价减折扣再加最终运费，基础运费不重复收取。</w:t>
+        <w:t>Initial example: products RM460, base freight RM35, original total RM495. The final total is the original product price minus the discount plus final freight. Base freight is not charged again.</w:t>
       </w:r>
     </w:p>
     <w:p>
@@ -784,7 +784,7 @@
         <w:rPr>
           <w:color w:val="000000"/>
         </w:rPr>
-        <w:t>五 记录结果并观察下一笔</w:t>
+        <w:t>5. Record the Result and Check the Next Quote</w:t>
       </w:r>
     </w:p>
     <w:p>
@@ -794,7 +794,7 @@
         <w:snapToGrid w:val="0"/>
       </w:pPr>
       <w:r>
-        <w:t>1. 客户决定后，展开报价底部的结果区，保存已成交、未成交或待回复，可填实际配送成本。老板批准不等于客户成交。</w:t>
+        <w:t>1. After the customer decides, expand the result section at the bottom of the quotation. Save Won, Lost or Awaiting Reply, with actual delivery cost if available. Owner approval does not mean the customer has placed an order.</w:t>
       </w:r>
     </w:p>
     <w:p>
@@ -807,7 +807,7 @@
         <w:rPr>
           <w:b/>
         </w:rPr>
-        <w:t>2. 首次样例按上表改价批准，结果填已成交、实际配送成本 RM29。再建同类询价，类似已结束订单从 8 变 9，建议折扣变为 3.17%；后续随记录改变。</w:t>
+        <w:t>2. For the first example, approve the edited price above, record Won and actual delivery cost RM29. Create a similar inquiry: comparable closed orders increase from 8 to 9 and the suggested discount becomes 3.17%. Later values change with the records.</w:t>
       </w:r>
       <w:r/>
     </w:p>
@@ -821,7 +821,7 @@
         <w:rPr>
           <w:b/>
         </w:rPr>
-        <w:t>3. 待回复不计转化率，未填实际成本不会当成运费历史。原建议、老板改价和人工修改原因保留，可在报价记录查看。</w:t>
+        <w:t>3. Awaiting Reply is excluded from conversion rates. A missing actual delivery cost is not treated as freight history. The original suggestion, owner edits and reasons for manual changes remain visible in quotation records.</w:t>
       </w:r>
       <w:r/>
     </w:p>
@@ -834,7 +834,7 @@
         <w:rPr>
           <w:color w:val="000000"/>
         </w:rPr>
-        <w:t>六 保存和团队试用</w:t>
+        <w:t>6. Save and Share a Team Trial</w:t>
       </w:r>
     </w:p>
     <w:p>
@@ -846,7 +846,7 @@
         <w:rPr>
           <w:b w:val="0"/>
         </w:rPr>
-        <w:t>账号、经营表、报价和日志在 data；PDF 在 data/pdf，Excel 在 data/exports/quotations.xlsx。报价须保存或提交，下次在原目录运行 python run.py。</w:t>
+        <w:t>Accounts, business data, quotations and logs are in data; PDFs are in data/pdf and Excel in data/exports/quotations.xlsx. Save or submit quotations. Next time, run python run.py from the same folder.</w:t>
       </w:r>
     </w:p>
     <w:p>
@@ -858,7 +858,7 @@
         <w:rPr>
           <w:b w:val="0"/>
         </w:rPr>
-        <w:t>备份前先停服务，再复制完整项目或 data。各电脑数据独立，127.0.0.1 只指当前电脑。给队友发干净安装包，不发个人 data。</w:t>
+        <w:t>Stop the service before backing up the complete project or data folder. Each computer has separate data; 127.0.0.1 always means the current computer. Send teammates a clean installation package, without your personal data folder.</w:t>
       </w:r>
     </w:p>
     <w:p>
@@ -870,7 +870,7 @@
         <w:rPr>
           <w:b w:val="0"/>
         </w:rPr>
-        <w:t>库存为导入快照，不自动预留或出库。本版用本地规则与统计，复杂表达仍需人工核实；未启用真实手机自动通知或客户自动发送。</w:t>
+        <w:t>Inventory is an imported snapshot, with no automatic reservation or stock deduction. This version uses local rules and statistics; complex wording still needs human review. Live automatic phone notifications and automatic customer sending are not enabled.</w:t>
       </w:r>
     </w:p>
     <w:sectPr>
